--- a/Target Folder/QA-Files/zh-CN/Propagation Test.docx
+++ b/Target Folder/QA-Files/zh-CN/Propagation Test.docx
@@ -11,7 +11,7 @@
       </w:pPr>
       <w:r>
         <w:rPr/>
-        <w:t xml:space="preserve">这是传播片段 1。</w:t>
+        <w:t xml:space="preserve">这是一个传播的片段 1。</w:t>
       </w:r>
     </w:p>
     <w:p>
@@ -59,7 +59,7 @@
       </w:pPr>
       <w:r>
         <w:rPr/>
-        <w:t xml:space="preserve">这是传播片段 1。</w:t>
+        <w:t xml:space="preserve">这是一个传播的片段 1。</w:t>
       </w:r>
     </w:p>
     <w:p>
@@ -95,7 +95,7 @@
       </w:pPr>
       <w:r>
         <w:rPr/>
-        <w:t xml:space="preserve">这是传播片段 2。</w:t>
+        <w:t xml:space="preserve">这是一个传播的片段 2。</w:t>
       </w:r>
     </w:p>
     <w:p>
@@ -251,7 +251,7 @@
       </w:pPr>
       <w:r>
         <w:rPr/>
-        <w:t xml:space="preserve">这是传播片段 2。</w:t>
+        <w:t xml:space="preserve">这是一个传播的片段 2。</w:t>
       </w:r>
     </w:p>
     <w:p>
